--- a/tillsyn/Öster om Norra skogens naturreservat tillsynsbegäran.docx
+++ b/tillsyn/Öster om Norra skogens naturreservat tillsynsbegäran.docx
@@ -12,7 +12,7 @@
     </w:p>
     <w:p>
       <w:r>
-        <w:t>Denna tillsynsbegäran behandlar höga naturvärden i avverkningsanmälan Öster om Norra skogens naturreservat i Haninge kommun som inkom 2026-07-15 och omfattar 102,1 ha.</w:t>
+        <w:t>Denna tillsynsbegäran behandlar höga naturvärden i avverkningsanmälan Öster om Norra skogens naturreservat i Haninge kommun som inkom 2026-07-16 och omfattar 102,1 ha.</w:t>
       </w:r>
     </w:p>
     <w:p>
@@ -389,7 +389,7 @@
     <w:r>
       <w:tab/>
       <w:tab/>
-      <w:t>2026-07-15</w:t>
+      <w:t>2026-07-16</w:t>
       <w:br/>
       <w:br/>
     </w:r>

--- a/tillsyn/Öster om Norra skogens naturreservat tillsynsbegäran.docx
+++ b/tillsyn/Öster om Norra skogens naturreservat tillsynsbegäran.docx
@@ -12,7 +12,7 @@
     </w:p>
     <w:p>
       <w:r>
-        <w:t>Denna tillsynsbegäran behandlar höga naturvärden i avverkningsanmälan Öster om Norra skogens naturreservat i Haninge kommun som inkom 2026-07-16 och omfattar 102,1 ha.</w:t>
+        <w:t>Denna tillsynsbegäran behandlar höga naturvärden i avverkningsanmälan Öster om Norra skogens naturreservat i Haninge kommun som inkom 2026-07-17 och omfattar 102,1 ha.</w:t>
       </w:r>
     </w:p>
     <w:p>
@@ -389,7 +389,7 @@
     <w:r>
       <w:tab/>
       <w:tab/>
-      <w:t>2026-07-16</w:t>
+      <w:t>2026-07-17</w:t>
       <w:br/>
       <w:br/>
     </w:r>

--- a/tillsyn/Öster om Norra skogens naturreservat tillsynsbegäran.docx
+++ b/tillsyn/Öster om Norra skogens naturreservat tillsynsbegäran.docx
@@ -12,7 +12,7 @@
     </w:p>
     <w:p>
       <w:r>
-        <w:t>Denna tillsynsbegäran behandlar höga naturvärden i avverkningsanmälan Öster om Norra skogens naturreservat i Haninge kommun som inkom 2026-07-17 och omfattar 102,1 ha.</w:t>
+        <w:t>Denna tillsynsbegäran behandlar höga naturvärden i avverkningsanmälan Öster om Norra skogens naturreservat i Haninge kommun som inkom 2026-07-18 och omfattar 102,1 ha.</w:t>
       </w:r>
     </w:p>
     <w:p>
@@ -389,7 +389,7 @@
     <w:r>
       <w:tab/>
       <w:tab/>
-      <w:t>2026-07-17</w:t>
+      <w:t>2026-07-18</w:t>
       <w:br/>
       <w:br/>
     </w:r>

--- a/tillsyn/Öster om Norra skogens naturreservat tillsynsbegäran.docx
+++ b/tillsyn/Öster om Norra skogens naturreservat tillsynsbegäran.docx
@@ -12,7 +12,7 @@
     </w:p>
     <w:p>
       <w:r>
-        <w:t>Denna tillsynsbegäran behandlar höga naturvärden i avverkningsanmälan Öster om Norra skogens naturreservat i Haninge kommun som inkom 2026-07-18 och omfattar 102,1 ha.</w:t>
+        <w:t>Denna tillsynsbegäran behandlar höga naturvärden i avverkningsanmälan Öster om Norra skogens naturreservat i Haninge kommun som inkom 2026-07-19 och omfattar 102,1 ha.</w:t>
       </w:r>
     </w:p>
     <w:p>
@@ -389,7 +389,7 @@
     <w:r>
       <w:tab/>
       <w:tab/>
-      <w:t>2026-07-18</w:t>
+      <w:t>2026-07-19</w:t>
       <w:br/>
       <w:br/>
     </w:r>

--- a/tillsyn/Öster om Norra skogens naturreservat tillsynsbegäran.docx
+++ b/tillsyn/Öster om Norra skogens naturreservat tillsynsbegäran.docx
@@ -12,7 +12,7 @@
     </w:p>
     <w:p>
       <w:r>
-        <w:t>Denna tillsynsbegäran behandlar höga naturvärden i avverkningsanmälan Öster om Norra skogens naturreservat i Haninge kommun som inkom 2026-07-19 och omfattar 102,1 ha.</w:t>
+        <w:t>Denna tillsynsbegäran behandlar höga naturvärden i avverkningsanmälan Öster om Norra skogens naturreservat i Haninge kommun som inkom 2026-07-20 och omfattar 102,1 ha.</w:t>
       </w:r>
     </w:p>
     <w:p>
@@ -389,7 +389,7 @@
     <w:r>
       <w:tab/>
       <w:tab/>
-      <w:t>2026-07-19</w:t>
+      <w:t>2026-07-20</w:t>
       <w:br/>
       <w:br/>
     </w:r>

--- a/tillsyn/Öster om Norra skogens naturreservat tillsynsbegäran.docx
+++ b/tillsyn/Öster om Norra skogens naturreservat tillsynsbegäran.docx
@@ -12,7 +12,7 @@
     </w:p>
     <w:p>
       <w:r>
-        <w:t>Denna tillsynsbegäran behandlar höga naturvärden i avverkningsanmälan Öster om Norra skogens naturreservat i Haninge kommun som inkom 2026-07-20 och omfattar 102,1 ha.</w:t>
+        <w:t>Denna tillsynsbegäran behandlar höga naturvärden i avverkningsanmälan Öster om Norra skogens naturreservat i Haninge kommun som inkom 2026-07-21 och omfattar 102,1 ha.</w:t>
       </w:r>
     </w:p>
     <w:p>
@@ -389,7 +389,7 @@
     <w:r>
       <w:tab/>
       <w:tab/>
-      <w:t>2026-07-20</w:t>
+      <w:t>2026-07-21</w:t>
       <w:br/>
       <w:br/>
     </w:r>

--- a/tillsyn/Öster om Norra skogens naturreservat tillsynsbegäran.docx
+++ b/tillsyn/Öster om Norra skogens naturreservat tillsynsbegäran.docx
@@ -12,7 +12,7 @@
     </w:p>
     <w:p>
       <w:r>
-        <w:t>Denna tillsynsbegäran behandlar höga naturvärden i avverkningsanmälan Öster om Norra skogens naturreservat i Haninge kommun som inkom 2026-07-21 och omfattar 102,1 ha.</w:t>
+        <w:t>Denna tillsynsbegäran behandlar höga naturvärden i avverkningsanmälan Öster om Norra skogens naturreservat i Haninge kommun som inkom 2026-07-22 och omfattar 102,1 ha.</w:t>
       </w:r>
     </w:p>
     <w:p>
@@ -389,7 +389,7 @@
     <w:r>
       <w:tab/>
       <w:tab/>
-      <w:t>2026-07-21</w:t>
+      <w:t>2026-07-22</w:t>
       <w:br/>
       <w:br/>
     </w:r>

--- a/tillsyn/Öster om Norra skogens naturreservat tillsynsbegäran.docx
+++ b/tillsyn/Öster om Norra skogens naturreservat tillsynsbegäran.docx
@@ -12,7 +12,7 @@
     </w:p>
     <w:p>
       <w:r>
-        <w:t>Denna tillsynsbegäran behandlar höga naturvärden i avverkningsanmälan Öster om Norra skogens naturreservat i Haninge kommun som inkom 2026-07-22 och omfattar 102,1 ha.</w:t>
+        <w:t>Denna tillsynsbegäran behandlar höga naturvärden i avverkningsanmälan Öster om Norra skogens naturreservat i Haninge kommun som inkom 2026-07-23 och omfattar 102,1 ha.</w:t>
       </w:r>
     </w:p>
     <w:p>
@@ -389,7 +389,7 @@
     <w:r>
       <w:tab/>
       <w:tab/>
-      <w:t>2026-07-22</w:t>
+      <w:t>2026-07-23</w:t>
       <w:br/>
       <w:br/>
     </w:r>

--- a/tillsyn/Öster om Norra skogens naturreservat tillsynsbegäran.docx
+++ b/tillsyn/Öster om Norra skogens naturreservat tillsynsbegäran.docx
@@ -12,7 +12,7 @@
     </w:p>
     <w:p>
       <w:r>
-        <w:t>Denna tillsynsbegäran behandlar höga naturvärden i avverkningsanmälan Öster om Norra skogens naturreservat i Haninge kommun som inkom 2026-07-23 och omfattar 102,1 ha.</w:t>
+        <w:t>Denna tillsynsbegäran behandlar höga naturvärden i avverkningsanmälan Öster om Norra skogens naturreservat i Haninge kommun som inkom 2026-07-24 och omfattar 102,1 ha.</w:t>
       </w:r>
     </w:p>
     <w:p>
@@ -389,7 +389,7 @@
     <w:r>
       <w:tab/>
       <w:tab/>
-      <w:t>2026-07-23</w:t>
+      <w:t>2026-07-24</w:t>
       <w:br/>
       <w:br/>
     </w:r>

--- a/tillsyn/Öster om Norra skogens naturreservat tillsynsbegäran.docx
+++ b/tillsyn/Öster om Norra skogens naturreservat tillsynsbegäran.docx
@@ -12,7 +12,7 @@
     </w:p>
     <w:p>
       <w:r>
-        <w:t>Denna tillsynsbegäran behandlar höga naturvärden i avverkningsanmälan Öster om Norra skogens naturreservat i Haninge kommun som inkom 2026-07-24 och omfattar 102,1 ha.</w:t>
+        <w:t>Denna tillsynsbegäran behandlar höga naturvärden i avverkningsanmälan Öster om Norra skogens naturreservat i Haninge kommun som inkom 2026-07-25 och omfattar 102,1 ha.</w:t>
       </w:r>
     </w:p>
     <w:p>
@@ -389,7 +389,7 @@
     <w:r>
       <w:tab/>
       <w:tab/>
-      <w:t>2026-07-24</w:t>
+      <w:t>2026-07-25</w:t>
       <w:br/>
       <w:br/>
     </w:r>

--- a/tillsyn/Öster om Norra skogens naturreservat tillsynsbegäran.docx
+++ b/tillsyn/Öster om Norra skogens naturreservat tillsynsbegäran.docx
@@ -12,7 +12,7 @@
     </w:p>
     <w:p>
       <w:r>
-        <w:t>Denna tillsynsbegäran behandlar höga naturvärden i avverkningsanmälan Öster om Norra skogens naturreservat i Haninge kommun som inkom 2026-07-25 och omfattar 102,1 ha.</w:t>
+        <w:t>Denna tillsynsbegäran behandlar höga naturvärden i avverkningsanmälan Öster om Norra skogens naturreservat i Haninge kommun som inkom 2026-07-26 och omfattar 102,1 ha.</w:t>
       </w:r>
     </w:p>
     <w:p>
@@ -389,7 +389,7 @@
     <w:r>
       <w:tab/>
       <w:tab/>
-      <w:t>2026-07-25</w:t>
+      <w:t>2026-07-26</w:t>
       <w:br/>
       <w:br/>
     </w:r>

--- a/tillsyn/Öster om Norra skogens naturreservat tillsynsbegäran.docx
+++ b/tillsyn/Öster om Norra skogens naturreservat tillsynsbegäran.docx
@@ -12,7 +12,7 @@
     </w:p>
     <w:p>
       <w:r>
-        <w:t>Denna tillsynsbegäran behandlar höga naturvärden i avverkningsanmälan Öster om Norra skogens naturreservat i Haninge kommun som inkom 2026-07-26 och omfattar 102,1 ha.</w:t>
+        <w:t>Denna tillsynsbegäran behandlar höga naturvärden i avverkningsanmälan Öster om Norra skogens naturreservat i Haninge kommun som inkom 2026-07-27 och omfattar 102,1 ha.</w:t>
       </w:r>
     </w:p>
     <w:p>
@@ -389,7 +389,7 @@
     <w:r>
       <w:tab/>
       <w:tab/>
-      <w:t>2026-07-26</w:t>
+      <w:t>2026-07-27</w:t>
       <w:br/>
       <w:br/>
     </w:r>

--- a/tillsyn/Öster om Norra skogens naturreservat tillsynsbegäran.docx
+++ b/tillsyn/Öster om Norra skogens naturreservat tillsynsbegäran.docx
@@ -12,7 +12,7 @@
     </w:p>
     <w:p>
       <w:r>
-        <w:t>Denna tillsynsbegäran behandlar höga naturvärden i avverkningsanmälan Öster om Norra skogens naturreservat i Haninge kommun som inkom 2026-07-27 och omfattar 102,1 ha.</w:t>
+        <w:t>Denna tillsynsbegäran behandlar höga naturvärden i avverkningsanmälan Öster om Norra skogens naturreservat i Haninge kommun som inkom 2026-07-28 och omfattar 102,1 ha.</w:t>
       </w:r>
     </w:p>
     <w:p>
@@ -389,7 +389,7 @@
     <w:r>
       <w:tab/>
       <w:tab/>
-      <w:t>2026-07-27</w:t>
+      <w:t>2026-07-28</w:t>
       <w:br/>
       <w:br/>
     </w:r>

--- a/tillsyn/Öster om Norra skogens naturreservat tillsynsbegäran.docx
+++ b/tillsyn/Öster om Norra skogens naturreservat tillsynsbegäran.docx
@@ -12,7 +12,7 @@
     </w:p>
     <w:p>
       <w:r>
-        <w:t>Denna tillsynsbegäran behandlar höga naturvärden i avverkningsanmälan Öster om Norra skogens naturreservat i Haninge kommun som inkom 2026-07-28 och omfattar 102,1 ha.</w:t>
+        <w:t>Denna tillsynsbegäran behandlar höga naturvärden i avverkningsanmälan Öster om Norra skogens naturreservat i Haninge kommun som inkom 2026-07-29 och omfattar 102,1 ha.</w:t>
       </w:r>
     </w:p>
     <w:p>
@@ -389,7 +389,7 @@
     <w:r>
       <w:tab/>
       <w:tab/>
-      <w:t>2026-07-28</w:t>
+      <w:t>2026-07-29</w:t>
       <w:br/>
       <w:br/>
     </w:r>

--- a/tillsyn/Öster om Norra skogens naturreservat tillsynsbegäran.docx
+++ b/tillsyn/Öster om Norra skogens naturreservat tillsynsbegäran.docx
@@ -12,7 +12,7 @@
     </w:p>
     <w:p>
       <w:r>
-        <w:t>Denna tillsynsbegäran behandlar höga naturvärden i avverkningsanmälan Öster om Norra skogens naturreservat i Haninge kommun som inkom 2026-07-29 och omfattar 102,1 ha.</w:t>
+        <w:t>Denna tillsynsbegäran behandlar höga naturvärden i avverkningsanmälan Öster om Norra skogens naturreservat i Haninge kommun som inkom 2026-07-30 och omfattar 102,1 ha.</w:t>
       </w:r>
     </w:p>
     <w:p>
@@ -389,7 +389,7 @@
     <w:r>
       <w:tab/>
       <w:tab/>
-      <w:t>2026-07-29</w:t>
+      <w:t>2026-07-30</w:t>
       <w:br/>
       <w:br/>
     </w:r>

--- a/tillsyn/Öster om Norra skogens naturreservat tillsynsbegäran.docx
+++ b/tillsyn/Öster om Norra skogens naturreservat tillsynsbegäran.docx
@@ -12,7 +12,7 @@
     </w:p>
     <w:p>
       <w:r>
-        <w:t>Denna tillsynsbegäran behandlar höga naturvärden i avverkningsanmälan Öster om Norra skogens naturreservat i Haninge kommun som inkom 2026-07-30 och omfattar 102,1 ha.</w:t>
+        <w:t>Denna tillsynsbegäran behandlar höga naturvärden i avverkningsanmälan Öster om Norra skogens naturreservat i Haninge kommun som inkom 2026-07-31 och omfattar 102,1 ha.</w:t>
       </w:r>
     </w:p>
     <w:p>
@@ -389,7 +389,7 @@
     <w:r>
       <w:tab/>
       <w:tab/>
-      <w:t>2026-07-30</w:t>
+      <w:t>2026-07-31</w:t>
       <w:br/>
       <w:br/>
     </w:r>

--- a/tillsyn/Öster om Norra skogens naturreservat tillsynsbegäran.docx
+++ b/tillsyn/Öster om Norra skogens naturreservat tillsynsbegäran.docx
@@ -12,7 +12,7 @@
     </w:p>
     <w:p>
       <w:r>
-        <w:t>Denna tillsynsbegäran behandlar höga naturvärden i avverkningsanmälan Öster om Norra skogens naturreservat i Haninge kommun som inkom 2026-07-31 och omfattar 102,1 ha.</w:t>
+        <w:t>Denna tillsynsbegäran behandlar höga naturvärden i avverkningsanmälan Öster om Norra skogens naturreservat i Haninge kommun som inkom 2026-08-01 och omfattar 102,1 ha.</w:t>
       </w:r>
     </w:p>
     <w:p>
@@ -389,7 +389,7 @@
     <w:r>
       <w:tab/>
       <w:tab/>
-      <w:t>2026-07-31</w:t>
+      <w:t>2026-08-01</w:t>
       <w:br/>
       <w:br/>
     </w:r>

--- a/tillsyn/Öster om Norra skogens naturreservat tillsynsbegäran.docx
+++ b/tillsyn/Öster om Norra skogens naturreservat tillsynsbegäran.docx
@@ -12,7 +12,7 @@
     </w:p>
     <w:p>
       <w:r>
-        <w:t>Denna tillsynsbegäran behandlar höga naturvärden i avverkningsanmälan Öster om Norra skogens naturreservat i Haninge kommun som inkom 2026-08-01 och omfattar 102,1 ha.</w:t>
+        <w:t>Denna tillsynsbegäran behandlar höga naturvärden i avverkningsanmälan Öster om Norra skogens naturreservat i Haninge kommun som inkom 2026-08-02 och omfattar 102,1 ha.</w:t>
       </w:r>
     </w:p>
     <w:p>
@@ -389,7 +389,7 @@
     <w:r>
       <w:tab/>
       <w:tab/>
-      <w:t>2026-08-01</w:t>
+      <w:t>2026-08-02</w:t>
       <w:br/>
       <w:br/>
     </w:r>

--- a/tillsyn/Öster om Norra skogens naturreservat tillsynsbegäran.docx
+++ b/tillsyn/Öster om Norra skogens naturreservat tillsynsbegäran.docx
@@ -12,7 +12,7 @@
     </w:p>
     <w:p>
       <w:r>
-        <w:t>Denna tillsynsbegäran behandlar höga naturvärden i avverkningsanmälan Öster om Norra skogens naturreservat i Haninge kommun som inkom 2026-08-02 och omfattar 102,1 ha.</w:t>
+        <w:t>Denna tillsynsbegäran behandlar höga naturvärden i avverkningsanmälan Öster om Norra skogens naturreservat i Haninge kommun som inkom 2026-08-03 och omfattar 102,1 ha.</w:t>
       </w:r>
     </w:p>
     <w:p>
@@ -389,7 +389,7 @@
     <w:r>
       <w:tab/>
       <w:tab/>
-      <w:t>2026-08-02</w:t>
+      <w:t>2026-08-03</w:t>
       <w:br/>
       <w:br/>
     </w:r>

--- a/tillsyn/Öster om Norra skogens naturreservat tillsynsbegäran.docx
+++ b/tillsyn/Öster om Norra skogens naturreservat tillsynsbegäran.docx
@@ -12,7 +12,7 @@
     </w:p>
     <w:p>
       <w:r>
-        <w:t>Denna tillsynsbegäran behandlar höga naturvärden i avverkningsanmälan Öster om Norra skogens naturreservat i Haninge kommun som inkom 2026-08-03 och omfattar 102,1 ha.</w:t>
+        <w:t>Denna tillsynsbegäran behandlar höga naturvärden i avverkningsanmälan Öster om Norra skogens naturreservat i Haninge kommun som inkom 2026-08-06 och omfattar 102,1 ha.</w:t>
       </w:r>
     </w:p>
     <w:p>
@@ -389,7 +389,7 @@
     <w:r>
       <w:tab/>
       <w:tab/>
-      <w:t>2026-08-03</w:t>
+      <w:t>2026-08-06</w:t>
       <w:br/>
       <w:br/>
     </w:r>

--- a/tillsyn/Öster om Norra skogens naturreservat tillsynsbegäran.docx
+++ b/tillsyn/Öster om Norra skogens naturreservat tillsynsbegäran.docx
@@ -12,7 +12,7 @@
     </w:p>
     <w:p>
       <w:r>
-        <w:t>Denna tillsynsbegäran behandlar höga naturvärden i avverkningsanmälan Öster om Norra skogens naturreservat i Haninge kommun som inkom 2026-08-06 och omfattar 102,1 ha.</w:t>
+        <w:t>Denna tillsynsbegäran behandlar höga naturvärden i avverkningsanmälan Öster om Norra skogens naturreservat i Haninge kommun som inkom 2026-08-07 och omfattar 102,1 ha.</w:t>
       </w:r>
     </w:p>
     <w:p>
@@ -389,7 +389,7 @@
     <w:r>
       <w:tab/>
       <w:tab/>
-      <w:t>2026-08-06</w:t>
+      <w:t>2026-08-07</w:t>
       <w:br/>
       <w:br/>
     </w:r>

--- a/tillsyn/Öster om Norra skogens naturreservat tillsynsbegäran.docx
+++ b/tillsyn/Öster om Norra skogens naturreservat tillsynsbegäran.docx
@@ -12,7 +12,7 @@
     </w:p>
     <w:p>
       <w:r>
-        <w:t>Denna tillsynsbegäran behandlar höga naturvärden i avverkningsanmälan Öster om Norra skogens naturreservat i Haninge kommun som inkom 2026-08-07 och omfattar 102,1 ha.</w:t>
+        <w:t>Denna tillsynsbegäran behandlar höga naturvärden i avverkningsanmälan Öster om Norra skogens naturreservat i Haninge kommun som inkom 2026-08-08 och omfattar 102,1 ha.</w:t>
       </w:r>
     </w:p>
     <w:p>
@@ -389,7 +389,7 @@
     <w:r>
       <w:tab/>
       <w:tab/>
-      <w:t>2026-08-07</w:t>
+      <w:t>2026-08-08</w:t>
       <w:br/>
       <w:br/>
     </w:r>

--- a/tillsyn/Öster om Norra skogens naturreservat tillsynsbegäran.docx
+++ b/tillsyn/Öster om Norra skogens naturreservat tillsynsbegäran.docx
@@ -12,7 +12,7 @@
     </w:p>
     <w:p>
       <w:r>
-        <w:t>Denna tillsynsbegäran behandlar höga naturvärden i avverkningsanmälan Öster om Norra skogens naturreservat i Haninge kommun som inkom 2026-08-08 och omfattar 102,1 ha.</w:t>
+        <w:t>Denna tillsynsbegäran behandlar höga naturvärden i avverkningsanmälan Öster om Norra skogens naturreservat i Haninge kommun som inkom 2026-08-09 och omfattar 102,1 ha.</w:t>
       </w:r>
     </w:p>
     <w:p>
@@ -389,7 +389,7 @@
     <w:r>
       <w:tab/>
       <w:tab/>
-      <w:t>2026-08-08</w:t>
+      <w:t>2026-08-09</w:t>
       <w:br/>
       <w:br/>
     </w:r>

--- a/tillsyn/Öster om Norra skogens naturreservat tillsynsbegäran.docx
+++ b/tillsyn/Öster om Norra skogens naturreservat tillsynsbegäran.docx
@@ -12,7 +12,7 @@
     </w:p>
     <w:p>
       <w:r>
-        <w:t>Denna tillsynsbegäran behandlar höga naturvärden i avverkningsanmälan Öster om Norra skogens naturreservat i Haninge kommun som inkom 2026-08-09 och omfattar 102,1 ha.</w:t>
+        <w:t>Denna tillsynsbegäran behandlar höga naturvärden i avverkningsanmälan Öster om Norra skogens naturreservat i Haninge kommun som inkom 2026-08-10 och omfattar 102,1 ha.</w:t>
       </w:r>
     </w:p>
     <w:p>
@@ -389,7 +389,7 @@
     <w:r>
       <w:tab/>
       <w:tab/>
-      <w:t>2026-08-09</w:t>
+      <w:t>2026-08-10</w:t>
       <w:br/>
       <w:br/>
     </w:r>

--- a/tillsyn/Öster om Norra skogens naturreservat tillsynsbegäran.docx
+++ b/tillsyn/Öster om Norra skogens naturreservat tillsynsbegäran.docx
@@ -12,7 +12,7 @@
     </w:p>
     <w:p>
       <w:r>
-        <w:t>Denna tillsynsbegäran behandlar höga naturvärden i avverkningsanmälan Öster om Norra skogens naturreservat i Haninge kommun som inkom 2026-08-10 och omfattar 102,1 ha.</w:t>
+        <w:t>Denna tillsynsbegäran behandlar höga naturvärden i avverkningsanmälan Öster om Norra skogens naturreservat i Haninge kommun som inkom 2026-08-11 och omfattar 102,1 ha.</w:t>
       </w:r>
     </w:p>
     <w:p>
@@ -389,7 +389,7 @@
     <w:r>
       <w:tab/>
       <w:tab/>
-      <w:t>2026-08-10</w:t>
+      <w:t>2026-08-11</w:t>
       <w:br/>
       <w:br/>
     </w:r>

--- a/tillsyn/Öster om Norra skogens naturreservat tillsynsbegäran.docx
+++ b/tillsyn/Öster om Norra skogens naturreservat tillsynsbegäran.docx
@@ -12,7 +12,7 @@
     </w:p>
     <w:p>
       <w:r>
-        <w:t>Denna tillsynsbegäran behandlar höga naturvärden i avverkningsanmälan Öster om Norra skogens naturreservat i Haninge kommun som inkom 2026-08-11 och omfattar 102,1 ha.</w:t>
+        <w:t>Denna tillsynsbegäran behandlar höga naturvärden i avverkningsanmälan Öster om Norra skogens naturreservat i Haninge kommun som inkom 2026-08-12 och omfattar 102,1 ha.</w:t>
       </w:r>
     </w:p>
     <w:p>
@@ -389,7 +389,7 @@
     <w:r>
       <w:tab/>
       <w:tab/>
-      <w:t>2026-08-11</w:t>
+      <w:t>2026-08-12</w:t>
       <w:br/>
       <w:br/>
     </w:r>

--- a/tillsyn/Öster om Norra skogens naturreservat tillsynsbegäran.docx
+++ b/tillsyn/Öster om Norra skogens naturreservat tillsynsbegäran.docx
@@ -12,7 +12,7 @@
     </w:p>
     <w:p>
       <w:r>
-        <w:t>Denna tillsynsbegäran behandlar höga naturvärden i avverkningsanmälan Öster om Norra skogens naturreservat i Haninge kommun som inkom 2026-08-12 och omfattar 102,1 ha.</w:t>
+        <w:t>Denna tillsynsbegäran behandlar höga naturvärden i avverkningsanmälan Öster om Norra skogens naturreservat i Haninge kommun som inkom 2026-08-13 och omfattar 102,1 ha.</w:t>
       </w:r>
     </w:p>
     <w:p>
@@ -389,7 +389,7 @@
     <w:r>
       <w:tab/>
       <w:tab/>
-      <w:t>2026-08-12</w:t>
+      <w:t>2026-08-13</w:t>
       <w:br/>
       <w:br/>
     </w:r>

--- a/tillsyn/Öster om Norra skogens naturreservat tillsynsbegäran.docx
+++ b/tillsyn/Öster om Norra skogens naturreservat tillsynsbegäran.docx
@@ -12,7 +12,7 @@
     </w:p>
     <w:p>
       <w:r>
-        <w:t>Denna tillsynsbegäran behandlar höga naturvärden i avverkningsanmälan Öster om Norra skogens naturreservat i Haninge kommun som inkom 2026-08-13 och omfattar 102,1 ha.</w:t>
+        <w:t>Denna tillsynsbegäran behandlar höga naturvärden i avverkningsanmälan Öster om Norra skogens naturreservat i Haninge kommun som inkom 2026-08-14 och omfattar 102,1 ha.</w:t>
       </w:r>
     </w:p>
     <w:p>
@@ -389,7 +389,7 @@
     <w:r>
       <w:tab/>
       <w:tab/>
-      <w:t>2026-08-13</w:t>
+      <w:t>2026-08-14</w:t>
       <w:br/>
       <w:br/>
     </w:r>

--- a/tillsyn/Öster om Norra skogens naturreservat tillsynsbegäran.docx
+++ b/tillsyn/Öster om Norra skogens naturreservat tillsynsbegäran.docx
@@ -12,7 +12,7 @@
     </w:p>
     <w:p>
       <w:r>
-        <w:t>Denna tillsynsbegäran behandlar höga naturvärden i avverkningsanmälan Öster om Norra skogens naturreservat i Haninge kommun som inkom 2026-08-14 och omfattar 102,1 ha.</w:t>
+        <w:t>Denna tillsynsbegäran behandlar höga naturvärden i avverkningsanmälan Öster om Norra skogens naturreservat i Haninge kommun som inkom 2026-08-15 och omfattar 102,1 ha.</w:t>
       </w:r>
     </w:p>
     <w:p>
@@ -60,7 +60,7 @@
         <w:spacing w:after="240"/>
       </w:pPr>
       <w:r>
-        <w:t>Figur 1. Fyndplatser för naturvårdsarter i avverkningsanmälan. Markörer utan svart kant är placerade på fyndplatsen. Markörer med svart kant är placerade vid sidan av fyndplatsen har ett svart streck som visar fyndplatsens exakta position. Kartans mittpunktskoordinat är N 6555113, E 699509 i SWEREF 99 TM.</w:t>
+        <w:t>Figur 1. Fyndplatser för naturvårdsarter i avverkningsanmälan. Markörer utan svart kant är placerade på fyndplatsen. Markörer med svart kant är placerade vid sidan av fyndplatsen och har ett svart streck som visar fyndplatsens exakta position. Kartans mittpunktskoordinat är N 6555113, E 699509 i SWEREF 99 TM.</w:t>
       </w:r>
     </w:p>
     <w:p>
@@ -389,7 +389,7 @@
     <w:r>
       <w:tab/>
       <w:tab/>
-      <w:t>2026-08-14</w:t>
+      <w:t>2026-08-15</w:t>
       <w:br/>
       <w:br/>
     </w:r>

--- a/tillsyn/Öster om Norra skogens naturreservat tillsynsbegäran.docx
+++ b/tillsyn/Öster om Norra skogens naturreservat tillsynsbegäran.docx
@@ -12,7 +12,7 @@
     </w:p>
     <w:p>
       <w:r>
-        <w:t>Denna tillsynsbegäran behandlar höga naturvärden i avverkningsanmälan Öster om Norra skogens naturreservat i Haninge kommun som inkom 2026-08-15 och omfattar 102,1 ha.</w:t>
+        <w:t>Denna tillsynsbegäran behandlar höga naturvärden i avverkningsanmälan Öster om Norra skogens naturreservat i Haninge kommun som inkom 2026-08-16 och omfattar 102,1 ha.</w:t>
       </w:r>
     </w:p>
     <w:p>
@@ -389,7 +389,7 @@
     <w:r>
       <w:tab/>
       <w:tab/>
-      <w:t>2026-08-15</w:t>
+      <w:t>2026-08-16</w:t>
       <w:br/>
       <w:br/>
     </w:r>

--- a/tillsyn/Öster om Norra skogens naturreservat tillsynsbegäran.docx
+++ b/tillsyn/Öster om Norra skogens naturreservat tillsynsbegäran.docx
@@ -12,7 +12,7 @@
     </w:p>
     <w:p>
       <w:r>
-        <w:t>Denna tillsynsbegäran behandlar höga naturvärden i avverkningsanmälan Öster om Norra skogens naturreservat i Haninge kommun som inkom 2026-08-16 och omfattar 102,1 ha.</w:t>
+        <w:t>Denna tillsynsbegäran behandlar höga naturvärden i avverkningsanmälan Öster om Norra skogens naturreservat i Haninge kommun som inkom 2026-08-17 och omfattar 102,1 ha.</w:t>
       </w:r>
     </w:p>
     <w:p>
@@ -389,7 +389,7 @@
     <w:r>
       <w:tab/>
       <w:tab/>
-      <w:t>2026-08-16</w:t>
+      <w:t>2026-08-17</w:t>
       <w:br/>
       <w:br/>
     </w:r>

--- a/tillsyn/Öster om Norra skogens naturreservat tillsynsbegäran.docx
+++ b/tillsyn/Öster om Norra skogens naturreservat tillsynsbegäran.docx
@@ -12,7 +12,7 @@
     </w:p>
     <w:p>
       <w:r>
-        <w:t>Denna tillsynsbegäran behandlar höga naturvärden i avverkningsanmälan Öster om Norra skogens naturreservat i Haninge kommun som inkom 2026-08-17 och omfattar 102,1 ha.</w:t>
+        <w:t>Denna tillsynsbegäran behandlar höga naturvärden i avverkningsanmälan Öster om Norra skogens naturreservat i Haninge kommun som inkom 2026-08-18 och omfattar 102,1 ha.</w:t>
       </w:r>
     </w:p>
     <w:p>
@@ -389,7 +389,7 @@
     <w:r>
       <w:tab/>
       <w:tab/>
-      <w:t>2026-08-17</w:t>
+      <w:t>2026-08-18</w:t>
       <w:br/>
       <w:br/>
     </w:r>

--- a/tillsyn/Öster om Norra skogens naturreservat tillsynsbegäran.docx
+++ b/tillsyn/Öster om Norra skogens naturreservat tillsynsbegäran.docx
@@ -12,7 +12,7 @@
     </w:p>
     <w:p>
       <w:r>
-        <w:t>Denna tillsynsbegäran behandlar höga naturvärden i avverkningsanmälan Öster om Norra skogens naturreservat i Haninge kommun som inkom 2026-08-18 och omfattar 102,1 ha.</w:t>
+        <w:t>Denna tillsynsbegäran behandlar höga naturvärden i avverkningsanmälan Öster om Norra skogens naturreservat i Haninge kommun som inkom 2026-08-19 och omfattar 102,1 ha.</w:t>
       </w:r>
     </w:p>
     <w:p>
@@ -389,7 +389,7 @@
     <w:r>
       <w:tab/>
       <w:tab/>
-      <w:t>2026-08-18</w:t>
+      <w:t>2026-08-19</w:t>
       <w:br/>
       <w:br/>
     </w:r>

--- a/tillsyn/Öster om Norra skogens naturreservat tillsynsbegäran.docx
+++ b/tillsyn/Öster om Norra skogens naturreservat tillsynsbegäran.docx
@@ -12,7 +12,7 @@
     </w:p>
     <w:p>
       <w:r>
-        <w:t>Denna tillsynsbegäran behandlar höga naturvärden i avverkningsanmälan Öster om Norra skogens naturreservat i Haninge kommun som inkom 2026-08-19 och omfattar 102,1 ha.</w:t>
+        <w:t>Denna tillsynsbegäran behandlar höga naturvärden i avverkningsanmälan Öster om Norra skogens naturreservat i Haninge kommun som inkom 2026-08-20 och omfattar 102,1 ha.</w:t>
       </w:r>
     </w:p>
     <w:p>
@@ -389,7 +389,7 @@
     <w:r>
       <w:tab/>
       <w:tab/>
-      <w:t>2026-08-19</w:t>
+      <w:t>2026-08-20</w:t>
       <w:br/>
       <w:br/>
     </w:r>

--- a/tillsyn/Öster om Norra skogens naturreservat tillsynsbegäran.docx
+++ b/tillsyn/Öster om Norra skogens naturreservat tillsynsbegäran.docx
@@ -12,7 +12,7 @@
     </w:p>
     <w:p>
       <w:r>
-        <w:t>Denna tillsynsbegäran behandlar höga naturvärden i avverkningsanmälan Öster om Norra skogens naturreservat i Haninge kommun som inkom 2026-08-20 och omfattar 102,1 ha.</w:t>
+        <w:t>Denna tillsynsbegäran behandlar höga naturvärden i avverkningsanmälan Öster om Norra skogens naturreservat i Haninge kommun som inkom 2026-08-21 och omfattar 102,1 ha.</w:t>
       </w:r>
     </w:p>
     <w:p>
@@ -65,7 +65,7 @@
     </w:p>
     <w:p>
       <w:r>
-        <w:t>I avverkningsanmälan finns fynd av 4 naturvårdsarter, varav 1 är rödlistad, 3 är fridlysta, 2 är typiska (T) och 1 är signalart (S): sårläka (NT, T), nästrot (S, §8), tjäder (T, §4) och fläcknycklar (§8). Se Figur 1.</w:t>
+        <w:t>I avverkningsanmälan finns fynd av 5 naturvårdsarter, varav 1 är rödlistad, 4 är fridlysta, 2 är typiska (T) och 1 är signalart (S): sårläka (NT, T), nästrot (S, §8), tjäder (T, §4), kopparödla (§6) och fläcknycklar (§8). Se Figur 1.</w:t>
       </w:r>
     </w:p>
     <w:p>
@@ -389,7 +389,7 @@
     <w:r>
       <w:tab/>
       <w:tab/>
-      <w:t>2026-08-20</w:t>
+      <w:t>2026-08-21</w:t>
       <w:br/>
       <w:br/>
     </w:r>

--- a/tillsyn/Öster om Norra skogens naturreservat tillsynsbegäran.docx
+++ b/tillsyn/Öster om Norra skogens naturreservat tillsynsbegäran.docx
@@ -12,7 +12,7 @@
     </w:p>
     <w:p>
       <w:r>
-        <w:t>Denna tillsynsbegäran behandlar höga naturvärden i avverkningsanmälan Öster om Norra skogens naturreservat i Haninge kommun som inkom 2026-08-21 och omfattar 102,1 ha.</w:t>
+        <w:t>Denna tillsynsbegäran behandlar höga naturvärden i avverkningsanmälan Öster om Norra skogens naturreservat i Haninge kommun som inkom 2026-08-22 och omfattar 102,1 ha.</w:t>
       </w:r>
     </w:p>
     <w:p>
@@ -389,7 +389,7 @@
     <w:r>
       <w:tab/>
       <w:tab/>
-      <w:t>2026-08-21</w:t>
+      <w:t>2026-08-22</w:t>
       <w:br/>
       <w:br/>
     </w:r>

--- a/tillsyn/Öster om Norra skogens naturreservat tillsynsbegäran.docx
+++ b/tillsyn/Öster om Norra skogens naturreservat tillsynsbegäran.docx
@@ -12,7 +12,7 @@
     </w:p>
     <w:p>
       <w:r>
-        <w:t>Denna tillsynsbegäran behandlar höga naturvärden i avverkningsanmälan Öster om Norra skogens naturreservat i Haninge kommun som inkom 2026-08-22 och omfattar 102,1 ha.</w:t>
+        <w:t>Denna tillsynsbegäran behandlar höga naturvärden i avverkningsanmälan Öster om Norra skogens naturreservat i Haninge kommun som inkom 2026-08-23 och omfattar 102,1 ha.</w:t>
       </w:r>
     </w:p>
     <w:p>
@@ -389,7 +389,7 @@
     <w:r>
       <w:tab/>
       <w:tab/>
-      <w:t>2026-08-22</w:t>
+      <w:t>2026-08-23</w:t>
       <w:br/>
       <w:br/>
     </w:r>

--- a/tillsyn/Öster om Norra skogens naturreservat tillsynsbegäran.docx
+++ b/tillsyn/Öster om Norra skogens naturreservat tillsynsbegäran.docx
@@ -12,7 +12,7 @@
     </w:p>
     <w:p>
       <w:r>
-        <w:t>Denna tillsynsbegäran behandlar höga naturvärden i avverkningsanmälan Öster om Norra skogens naturreservat i Haninge kommun som inkom 2026-08-23 och omfattar 102,1 ha.</w:t>
+        <w:t>Denna tillsynsbegäran behandlar höga naturvärden i avverkningsanmälan Öster om Norra skogens naturreservat i Haninge kommun som inkom 2026-08-24 och omfattar 102,1 ha.</w:t>
       </w:r>
     </w:p>
     <w:p>
@@ -389,7 +389,7 @@
     <w:r>
       <w:tab/>
       <w:tab/>
-      <w:t>2026-08-23</w:t>
+      <w:t>2026-08-24</w:t>
       <w:br/>
       <w:br/>
     </w:r>

--- a/tillsyn/Öster om Norra skogens naturreservat tillsynsbegäran.docx
+++ b/tillsyn/Öster om Norra skogens naturreservat tillsynsbegäran.docx
@@ -12,7 +12,7 @@
     </w:p>
     <w:p>
       <w:r>
-        <w:t>Denna tillsynsbegäran behandlar höga naturvärden i avverkningsanmälan Öster om Norra skogens naturreservat i Haninge kommun som inkom 2026-08-24 och omfattar 102,1 ha.</w:t>
+        <w:t>Denna tillsynsbegäran behandlar höga naturvärden i avverkningsanmälan Öster om Norra skogens naturreservat i Haninge kommun som inkom 2026-08-25 och omfattar 102,1 ha.</w:t>
       </w:r>
     </w:p>
     <w:p>
@@ -389,7 +389,7 @@
     <w:r>
       <w:tab/>
       <w:tab/>
-      <w:t>2026-08-24</w:t>
+      <w:t>2026-08-25</w:t>
       <w:br/>
       <w:br/>
     </w:r>

--- a/tillsyn/Öster om Norra skogens naturreservat tillsynsbegäran.docx
+++ b/tillsyn/Öster om Norra skogens naturreservat tillsynsbegäran.docx
@@ -12,7 +12,7 @@
     </w:p>
     <w:p>
       <w:r>
-        <w:t>Denna tillsynsbegäran behandlar höga naturvärden i avverkningsanmälan Öster om Norra skogens naturreservat i Haninge kommun som inkom 2026-08-25 och omfattar 102,1 ha.</w:t>
+        <w:t>Denna tillsynsbegäran behandlar höga naturvärden i avverkningsanmälan Öster om Norra skogens naturreservat i Haninge kommun som inkom 2026-08-26 och omfattar 102,1 ha.</w:t>
       </w:r>
     </w:p>
     <w:p>
@@ -389,7 +389,7 @@
     <w:r>
       <w:tab/>
       <w:tab/>
-      <w:t>2026-08-25</w:t>
+      <w:t>2026-08-26</w:t>
       <w:br/>
       <w:br/>
     </w:r>

--- a/tillsyn/Öster om Norra skogens naturreservat tillsynsbegäran.docx
+++ b/tillsyn/Öster om Norra skogens naturreservat tillsynsbegäran.docx
@@ -12,7 +12,7 @@
     </w:p>
     <w:p>
       <w:r>
-        <w:t>Denna tillsynsbegäran behandlar höga naturvärden i avverkningsanmälan Öster om Norra skogens naturreservat i Haninge kommun som inkom 2026-08-26 och omfattar 102,1 ha.</w:t>
+        <w:t>Denna tillsynsbegäran behandlar höga naturvärden i avverkningsanmälan Öster om Norra skogens naturreservat i Haninge kommun som inkom 2026-08-27 och omfattar 102,1 ha.</w:t>
       </w:r>
     </w:p>
     <w:p>
@@ -389,7 +389,7 @@
     <w:r>
       <w:tab/>
       <w:tab/>
-      <w:t>2026-08-26</w:t>
+      <w:t>2026-08-27</w:t>
       <w:br/>
       <w:br/>
     </w:r>

--- a/tillsyn/Öster om Norra skogens naturreservat tillsynsbegäran.docx
+++ b/tillsyn/Öster om Norra skogens naturreservat tillsynsbegäran.docx
@@ -12,7 +12,7 @@
     </w:p>
     <w:p>
       <w:r>
-        <w:t>Denna tillsynsbegäran behandlar höga naturvärden i avverkningsanmälan Öster om Norra skogens naturreservat i Haninge kommun som inkom 2026-08-27 och omfattar 102,1 ha.</w:t>
+        <w:t>Denna tillsynsbegäran behandlar höga naturvärden i avverkningsanmälan Öster om Norra skogens naturreservat i Haninge kommun som inkom 2026-08-28 och omfattar 102,1 ha.</w:t>
       </w:r>
     </w:p>
     <w:p>
@@ -389,7 +389,7 @@
     <w:r>
       <w:tab/>
       <w:tab/>
-      <w:t>2026-08-27</w:t>
+      <w:t>2026-08-28</w:t>
       <w:br/>
       <w:br/>
     </w:r>

--- a/tillsyn/Öster om Norra skogens naturreservat tillsynsbegäran.docx
+++ b/tillsyn/Öster om Norra skogens naturreservat tillsynsbegäran.docx
@@ -12,7 +12,7 @@
     </w:p>
     <w:p>
       <w:r>
-        <w:t>Denna tillsynsbegäran behandlar höga naturvärden i avverkningsanmälan Öster om Norra skogens naturreservat i Haninge kommun som inkom 2026-08-28 och omfattar 102,1 ha.</w:t>
+        <w:t>Denna tillsynsbegäran behandlar höga naturvärden i avverkningsanmälan Öster om Norra skogens naturreservat i Haninge kommun som inkom 2026-08-29 och omfattar 102,1 ha.</w:t>
       </w:r>
     </w:p>
     <w:p>
@@ -389,7 +389,7 @@
     <w:r>
       <w:tab/>
       <w:tab/>
-      <w:t>2026-08-28</w:t>
+      <w:t>2026-08-29</w:t>
       <w:br/>
       <w:br/>
     </w:r>

--- a/tillsyn/Öster om Norra skogens naturreservat tillsynsbegäran.docx
+++ b/tillsyn/Öster om Norra skogens naturreservat tillsynsbegäran.docx
@@ -12,7 +12,7 @@
     </w:p>
     <w:p>
       <w:r>
-        <w:t>Denna tillsynsbegäran behandlar höga naturvärden i avverkningsanmälan Öster om Norra skogens naturreservat i Haninge kommun som inkom 2026-08-29 och omfattar 102,1 ha.</w:t>
+        <w:t>Denna tillsynsbegäran behandlar höga naturvärden i avverkningsanmälan Öster om Norra skogens naturreservat i Haninge kommun som inkom 2026-08-31 och omfattar 102,1 ha.</w:t>
       </w:r>
     </w:p>
     <w:p>
@@ -389,7 +389,7 @@
     <w:r>
       <w:tab/>
       <w:tab/>
-      <w:t>2026-08-29</w:t>
+      <w:t>2026-08-31</w:t>
       <w:br/>
       <w:br/>
     </w:r>

--- a/tillsyn/Öster om Norra skogens naturreservat tillsynsbegäran.docx
+++ b/tillsyn/Öster om Norra skogens naturreservat tillsynsbegäran.docx
@@ -12,7 +12,7 @@
     </w:p>
     <w:p>
       <w:r>
-        <w:t>Denna tillsynsbegäran behandlar höga naturvärden i avverkningsanmälan Öster om Norra skogens naturreservat i Haninge kommun som inkom 2026-08-31 och omfattar 102,1 ha.</w:t>
+        <w:t>Denna tillsynsbegäran behandlar höga naturvärden i avverkningsanmälan Öster om Norra skogens naturreservat i Haninge kommun som inkom 2026-09-01 och omfattar 102,1 ha.</w:t>
       </w:r>
     </w:p>
     <w:p>
@@ -389,7 +389,7 @@
     <w:r>
       <w:tab/>
       <w:tab/>
-      <w:t>2026-08-31</w:t>
+      <w:t>2026-09-01</w:t>
       <w:br/>
       <w:br/>
     </w:r>

--- a/tillsyn/Öster om Norra skogens naturreservat tillsynsbegäran.docx
+++ b/tillsyn/Öster om Norra skogens naturreservat tillsynsbegäran.docx
@@ -12,7 +12,7 @@
     </w:p>
     <w:p>
       <w:r>
-        <w:t>Denna tillsynsbegäran behandlar höga naturvärden i avverkningsanmälan Öster om Norra skogens naturreservat i Haninge kommun som inkom 2026-09-01 och omfattar 102,1 ha.</w:t>
+        <w:t>Denna tillsynsbegäran behandlar höga naturvärden i avverkningsanmälan Öster om Norra skogens naturreservat i Haninge kommun som inkom 2026-09-02 och omfattar 102,1 ha.</w:t>
       </w:r>
     </w:p>
     <w:p>
@@ -389,7 +389,7 @@
     <w:r>
       <w:tab/>
       <w:tab/>
-      <w:t>2026-09-01</w:t>
+      <w:t>2026-09-02</w:t>
       <w:br/>
       <w:br/>
     </w:r>

--- a/tillsyn/Öster om Norra skogens naturreservat tillsynsbegäran.docx
+++ b/tillsyn/Öster om Norra skogens naturreservat tillsynsbegäran.docx
@@ -12,7 +12,7 @@
     </w:p>
     <w:p>
       <w:r>
-        <w:t>Denna tillsynsbegäran behandlar höga naturvärden i avverkningsanmälan Öster om Norra skogens naturreservat i Haninge kommun som inkom 2026-09-02 och omfattar 102,1 ha.</w:t>
+        <w:t>Denna tillsynsbegäran behandlar höga naturvärden i avverkningsanmälan Öster om Norra skogens naturreservat i Haninge kommun som inkom 2026-09-03 och omfattar 102,1 ha.</w:t>
       </w:r>
     </w:p>
     <w:p>
@@ -389,7 +389,7 @@
     <w:r>
       <w:tab/>
       <w:tab/>
-      <w:t>2026-09-02</w:t>
+      <w:t>2026-09-03</w:t>
       <w:br/>
       <w:br/>
     </w:r>

--- a/tillsyn/Öster om Norra skogens naturreservat tillsynsbegäran.docx
+++ b/tillsyn/Öster om Norra skogens naturreservat tillsynsbegäran.docx
@@ -12,7 +12,7 @@
     </w:p>
     <w:p>
       <w:r>
-        <w:t>Denna tillsynsbegäran behandlar höga naturvärden i avverkningsanmälan Öster om Norra skogens naturreservat i Haninge kommun som inkom 2026-09-03 och omfattar 102,1 ha.</w:t>
+        <w:t>Denna tillsynsbegäran behandlar höga naturvärden i avverkningsanmälan Öster om Norra skogens naturreservat i Haninge kommun som inkom 2026-09-04 och omfattar 102,1 ha.</w:t>
       </w:r>
     </w:p>
     <w:p>
@@ -389,7 +389,7 @@
     <w:r>
       <w:tab/>
       <w:tab/>
-      <w:t>2026-09-03</w:t>
+      <w:t>2026-09-04</w:t>
       <w:br/>
       <w:br/>
     </w:r>

--- a/tillsyn/Öster om Norra skogens naturreservat tillsynsbegäran.docx
+++ b/tillsyn/Öster om Norra skogens naturreservat tillsynsbegäran.docx
@@ -12,7 +12,7 @@
     </w:p>
     <w:p>
       <w:r>
-        <w:t>Denna tillsynsbegäran behandlar höga naturvärden i avverkningsanmälan Öster om Norra skogens naturreservat i Haninge kommun som inkom 2026-09-04 och omfattar 102,1 ha.</w:t>
+        <w:t>Denna tillsynsbegäran behandlar höga naturvärden i avverkningsanmälan Öster om Norra skogens naturreservat i Haninge kommun som inkom 2026-09-05 och omfattar 102,1 ha.</w:t>
       </w:r>
     </w:p>
     <w:p>
@@ -389,7 +389,7 @@
     <w:r>
       <w:tab/>
       <w:tab/>
-      <w:t>2026-09-04</w:t>
+      <w:t>2026-09-05</w:t>
       <w:br/>
       <w:br/>
     </w:r>

--- a/tillsyn/Öster om Norra skogens naturreservat tillsynsbegäran.docx
+++ b/tillsyn/Öster om Norra skogens naturreservat tillsynsbegäran.docx
@@ -12,7 +12,7 @@
     </w:p>
     <w:p>
       <w:r>
-        <w:t>Denna tillsynsbegäran behandlar höga naturvärden i avverkningsanmälan Öster om Norra skogens naturreservat i Haninge kommun som inkom 2026-09-05 och omfattar 102,1 ha.</w:t>
+        <w:t>Denna tillsynsbegäran behandlar höga naturvärden i avverkningsanmälan Öster om Norra skogens naturreservat i Haninge kommun som inkom 2026-09-06 och omfattar 102,1 ha.</w:t>
       </w:r>
     </w:p>
     <w:p>
@@ -389,7 +389,7 @@
     <w:r>
       <w:tab/>
       <w:tab/>
-      <w:t>2026-09-05</w:t>
+      <w:t>2026-09-06</w:t>
       <w:br/>
       <w:br/>
     </w:r>

--- a/tillsyn/Öster om Norra skogens naturreservat tillsynsbegäran.docx
+++ b/tillsyn/Öster om Norra skogens naturreservat tillsynsbegäran.docx
@@ -12,7 +12,7 @@
     </w:p>
     <w:p>
       <w:r>
-        <w:t>Denna tillsynsbegäran behandlar höga naturvärden i avverkningsanmälan Öster om Norra skogens naturreservat i Haninge kommun som inkom 2026-09-06 och omfattar 102,1 ha.</w:t>
+        <w:t>Denna tillsynsbegäran behandlar höga naturvärden i avverkningsanmälan Öster om Norra skogens naturreservat i Haninge kommun som inkom 2026-09-07 och omfattar 102,1 ha.</w:t>
       </w:r>
     </w:p>
     <w:p>
@@ -389,7 +389,7 @@
     <w:r>
       <w:tab/>
       <w:tab/>
-      <w:t>2026-09-06</w:t>
+      <w:t>2026-09-07</w:t>
       <w:br/>
       <w:br/>
     </w:r>
